--- a/MyDocumentConverterMultiOSV10/samples/output/markup/muse/docx.docx
+++ b/MyDocumentConverterMultiOSV10/samples/output/markup/muse/docx.docx
@@ -114,7 +114,7 @@
       <w:r>
         <w:t xml:space="preserve">, 그리고 </w:t>
       </w:r>
-      <w:hyperlink w:history="1" r:id="rIdhczzabsyqaicnpbi3hkds">
+      <w:hyperlink w:history="1" r:id="rIdwccpbs4wbwwbsrysunezg">
         <w:r>
           <w:rPr>
             <w:rStyle w:val="Hyperlink"/>
@@ -752,7 +752,7 @@
       <w:r>
         <w:t xml:space="preserve"> 자동 링크 </w:t>
       </w:r>
-      <w:hyperlink w:history="1" r:id="rIdkb9sfrmx4rjizs8n4usxg">
+      <w:hyperlink w:history="1" r:id="rIdzmuzoax_ztrb-zz25fgpd">
         <w:r>
           <w:rPr>
             <w:rStyle w:val="Hyperlink"/>
@@ -763,7 +763,7 @@
       <w:r>
         <w:t xml:space="preserve"> 와 </w:t>
       </w:r>
-      <w:hyperlink w:history="1" r:id="rIdvm9r5bpftv0shcskglzmi">
+      <w:hyperlink w:history="1" r:id="rIdjve36ez1rdvwbo3t9cn-h">
         <w:r>
           <w:rPr>
             <w:rStyle w:val="Hyperlink"/>
